--- a/lessons/1-4/homework.docx
+++ b/lessons/1-4/homework.docx
@@ -106,7 +106,55 @@
     </w:p>
     <w:p>
       <w:pPr>
-        <w:spacing w:after="60"/>
+        <w:keepNext/>
+        <w:spacing w:after="20" w:before="80"/>
+        <w:jc w:val="center"/>
+      </w:pPr>
+      <w:r>
+        <w:drawing>
+          <wp:inline distT="0" distB="0" distL="0" distR="0">
+            <wp:extent cx="1047750" cy="790575"/>
+            <wp:effectExtent t="0" r="0" b="0" l="0"/>
+            <wp:docPr id="1" name="" descr="" title=""/>
+            <wp:cNvGraphicFramePr>
+              <a:graphicFrameLocks xmlns:a="http://schemas.openxmlformats.org/drawingml/2006/main" noChangeAspect="1"/>
+            </wp:cNvGraphicFramePr>
+            <a:graphic xmlns:a="http://schemas.openxmlformats.org/drawingml/2006/main">
+              <a:graphicData uri="http://schemas.openxmlformats.org/drawingml/2006/picture">
+                <pic:pic xmlns:pic="http://schemas.openxmlformats.org/drawingml/2006/picture">
+                  <pic:nvPicPr>
+                    <pic:cNvPr id="0" name="" descr=""/>
+                    <pic:cNvPicPr>
+                      <a:picLocks noChangeAspect="1" noChangeArrowheads="1"/>
+                    </pic:cNvPicPr>
+                  </pic:nvPicPr>
+                  <pic:blipFill>
+                    <a:blip r:embed="rId7" cstate="none"/>
+                    <a:srcRect/>
+                    <a:stretch>
+                      <a:fillRect/>
+                    </a:stretch>
+                  </pic:blipFill>
+                  <pic:spPr bwMode="auto">
+                    <a:xfrm>
+                      <a:off x="0" y="0"/>
+                      <a:ext cx="1047750" cy="790575"/>
+                    </a:xfrm>
+                    <a:prstGeom prst="rect">
+                      <a:avLst/>
+                    </a:prstGeom>
+                  </pic:spPr>
+                </pic:pic>
+              </a:graphicData>
+            </a:graphic>
+          </wp:inline>
+        </w:drawing>
+      </w:r>
+    </w:p>
+    <w:p>
+      <w:pPr>
+        <w:keepNext/>
+        <w:spacing w:after="120"/>
       </w:pPr>
       <w:r>
         <w:rPr>
@@ -116,12 +164,60 @@
         <w:t xml:space="preserve">Dividend (Dividendo)</w:t>
       </w:r>
       <w:r>
-        <w:t xml:space="preserve"> — The number being divided</w:t>
-      </w:r>
-    </w:p>
-    <w:p>
-      <w:pPr>
-        <w:spacing w:after="60"/>
+        <w:t xml:space="preserve"> — The number you are splitting up in a division problem.</w:t>
+      </w:r>
+    </w:p>
+    <w:p>
+      <w:pPr>
+        <w:keepNext/>
+        <w:spacing w:after="20" w:before="80"/>
+        <w:jc w:val="center"/>
+      </w:pPr>
+      <w:r>
+        <w:drawing>
+          <wp:inline distT="0" distB="0" distL="0" distR="0">
+            <wp:extent cx="1047750" cy="790575"/>
+            <wp:effectExtent t="0" r="0" b="0" l="0"/>
+            <wp:docPr id="1" name="" descr="" title=""/>
+            <wp:cNvGraphicFramePr>
+              <a:graphicFrameLocks xmlns:a="http://schemas.openxmlformats.org/drawingml/2006/main" noChangeAspect="1"/>
+            </wp:cNvGraphicFramePr>
+            <a:graphic xmlns:a="http://schemas.openxmlformats.org/drawingml/2006/main">
+              <a:graphicData uri="http://schemas.openxmlformats.org/drawingml/2006/picture">
+                <pic:pic xmlns:pic="http://schemas.openxmlformats.org/drawingml/2006/picture">
+                  <pic:nvPicPr>
+                    <pic:cNvPr id="0" name="" descr=""/>
+                    <pic:cNvPicPr>
+                      <a:picLocks noChangeAspect="1" noChangeArrowheads="1"/>
+                    </pic:cNvPicPr>
+                  </pic:nvPicPr>
+                  <pic:blipFill>
+                    <a:blip r:embed="rId8" cstate="none"/>
+                    <a:srcRect/>
+                    <a:stretch>
+                      <a:fillRect/>
+                    </a:stretch>
+                  </pic:blipFill>
+                  <pic:spPr bwMode="auto">
+                    <a:xfrm>
+                      <a:off x="0" y="0"/>
+                      <a:ext cx="1047750" cy="790575"/>
+                    </a:xfrm>
+                    <a:prstGeom prst="rect">
+                      <a:avLst/>
+                    </a:prstGeom>
+                  </pic:spPr>
+                </pic:pic>
+              </a:graphicData>
+            </a:graphic>
+          </wp:inline>
+        </w:drawing>
+      </w:r>
+    </w:p>
+    <w:p>
+      <w:pPr>
+        <w:keepNext/>
+        <w:spacing w:after="120"/>
       </w:pPr>
       <w:r>
         <w:rPr>
@@ -131,12 +227,60 @@
         <w:t xml:space="preserve">Divisor (Divisor)</w:t>
       </w:r>
       <w:r>
-        <w:t xml:space="preserve"> — The number you divide by</w:t>
-      </w:r>
-    </w:p>
-    <w:p>
-      <w:pPr>
-        <w:spacing w:after="60"/>
+        <w:t xml:space="preserve"> — The number you split by in a division problem.</w:t>
+      </w:r>
+    </w:p>
+    <w:p>
+      <w:pPr>
+        <w:keepNext/>
+        <w:spacing w:after="20" w:before="80"/>
+        <w:jc w:val="center"/>
+      </w:pPr>
+      <w:r>
+        <w:drawing>
+          <wp:inline distT="0" distB="0" distL="0" distR="0">
+            <wp:extent cx="1047750" cy="790575"/>
+            <wp:effectExtent t="0" r="0" b="0" l="0"/>
+            <wp:docPr id="1" name="" descr="" title=""/>
+            <wp:cNvGraphicFramePr>
+              <a:graphicFrameLocks xmlns:a="http://schemas.openxmlformats.org/drawingml/2006/main" noChangeAspect="1"/>
+            </wp:cNvGraphicFramePr>
+            <a:graphic xmlns:a="http://schemas.openxmlformats.org/drawingml/2006/main">
+              <a:graphicData uri="http://schemas.openxmlformats.org/drawingml/2006/picture">
+                <pic:pic xmlns:pic="http://schemas.openxmlformats.org/drawingml/2006/picture">
+                  <pic:nvPicPr>
+                    <pic:cNvPr id="0" name="" descr=""/>
+                    <pic:cNvPicPr>
+                      <a:picLocks noChangeAspect="1" noChangeArrowheads="1"/>
+                    </pic:cNvPicPr>
+                  </pic:nvPicPr>
+                  <pic:blipFill>
+                    <a:blip r:embed="rId9" cstate="none"/>
+                    <a:srcRect/>
+                    <a:stretch>
+                      <a:fillRect/>
+                    </a:stretch>
+                  </pic:blipFill>
+                  <pic:spPr bwMode="auto">
+                    <a:xfrm>
+                      <a:off x="0" y="0"/>
+                      <a:ext cx="1047750" cy="790575"/>
+                    </a:xfrm>
+                    <a:prstGeom prst="rect">
+                      <a:avLst/>
+                    </a:prstGeom>
+                  </pic:spPr>
+                </pic:pic>
+              </a:graphicData>
+            </a:graphic>
+          </wp:inline>
+        </w:drawing>
+      </w:r>
+    </w:p>
+    <w:p>
+      <w:pPr>
+        <w:keepNext/>
+        <w:spacing w:after="120"/>
       </w:pPr>
       <w:r>
         <w:rPr>
@@ -146,12 +290,60 @@
         <w:t xml:space="preserve">Quotient (Cociente)</w:t>
       </w:r>
       <w:r>
-        <w:t xml:space="preserve"> — The answer to a division problem</w:t>
-      </w:r>
-    </w:p>
-    <w:p>
-      <w:pPr>
-        <w:spacing w:after="60"/>
+        <w:t xml:space="preserve"> — The answer when you divide.</w:t>
+      </w:r>
+    </w:p>
+    <w:p>
+      <w:pPr>
+        <w:keepNext/>
+        <w:spacing w:after="20" w:before="80"/>
+        <w:jc w:val="center"/>
+      </w:pPr>
+      <w:r>
+        <w:drawing>
+          <wp:inline distT="0" distB="0" distL="0" distR="0">
+            <wp:extent cx="1047750" cy="790575"/>
+            <wp:effectExtent t="0" r="0" b="0" l="0"/>
+            <wp:docPr id="1" name="" descr="" title=""/>
+            <wp:cNvGraphicFramePr>
+              <a:graphicFrameLocks xmlns:a="http://schemas.openxmlformats.org/drawingml/2006/main" noChangeAspect="1"/>
+            </wp:cNvGraphicFramePr>
+            <a:graphic xmlns:a="http://schemas.openxmlformats.org/drawingml/2006/main">
+              <a:graphicData uri="http://schemas.openxmlformats.org/drawingml/2006/picture">
+                <pic:pic xmlns:pic="http://schemas.openxmlformats.org/drawingml/2006/picture">
+                  <pic:nvPicPr>
+                    <pic:cNvPr id="0" name="" descr=""/>
+                    <pic:cNvPicPr>
+                      <a:picLocks noChangeAspect="1" noChangeArrowheads="1"/>
+                    </pic:cNvPicPr>
+                  </pic:nvPicPr>
+                  <pic:blipFill>
+                    <a:blip r:embed="rId10" cstate="none"/>
+                    <a:srcRect/>
+                    <a:stretch>
+                      <a:fillRect/>
+                    </a:stretch>
+                  </pic:blipFill>
+                  <pic:spPr bwMode="auto">
+                    <a:xfrm>
+                      <a:off x="0" y="0"/>
+                      <a:ext cx="1047750" cy="790575"/>
+                    </a:xfrm>
+                    <a:prstGeom prst="rect">
+                      <a:avLst/>
+                    </a:prstGeom>
+                  </pic:spPr>
+                </pic:pic>
+              </a:graphicData>
+            </a:graphic>
+          </wp:inline>
+        </w:drawing>
+      </w:r>
+    </w:p>
+    <w:p>
+      <w:pPr>
+        <w:keepNext/>
+        <w:spacing w:after="120"/>
       </w:pPr>
       <w:r>
         <w:rPr>
@@ -161,12 +353,60 @@
         <w:t xml:space="preserve">Remainder (Residuo)</w:t>
       </w:r>
       <w:r>
-        <w:t xml:space="preserve"> — The amount left over when a number does not divide evenly</w:t>
-      </w:r>
-    </w:p>
-    <w:p>
-      <w:pPr>
-        <w:spacing w:after="60"/>
+        <w:t xml:space="preserve"> — What is left over when a number does not divide evenly.</w:t>
+      </w:r>
+    </w:p>
+    <w:p>
+      <w:pPr>
+        <w:keepNext/>
+        <w:spacing w:after="20" w:before="80"/>
+        <w:jc w:val="center"/>
+      </w:pPr>
+      <w:r>
+        <w:drawing>
+          <wp:inline distT="0" distB="0" distL="0" distR="0">
+            <wp:extent cx="1047750" cy="790575"/>
+            <wp:effectExtent t="0" r="0" b="0" l="0"/>
+            <wp:docPr id="1" name="" descr="" title=""/>
+            <wp:cNvGraphicFramePr>
+              <a:graphicFrameLocks xmlns:a="http://schemas.openxmlformats.org/drawingml/2006/main" noChangeAspect="1"/>
+            </wp:cNvGraphicFramePr>
+            <a:graphic xmlns:a="http://schemas.openxmlformats.org/drawingml/2006/main">
+              <a:graphicData uri="http://schemas.openxmlformats.org/drawingml/2006/picture">
+                <pic:pic xmlns:pic="http://schemas.openxmlformats.org/drawingml/2006/picture">
+                  <pic:nvPicPr>
+                    <pic:cNvPr id="0" name="" descr=""/>
+                    <pic:cNvPicPr>
+                      <a:picLocks noChangeAspect="1" noChangeArrowheads="1"/>
+                    </pic:cNvPicPr>
+                  </pic:nvPicPr>
+                  <pic:blipFill>
+                    <a:blip r:embed="rId9" cstate="none"/>
+                    <a:srcRect/>
+                    <a:stretch>
+                      <a:fillRect/>
+                    </a:stretch>
+                  </pic:blipFill>
+                  <pic:spPr bwMode="auto">
+                    <a:xfrm>
+                      <a:off x="0" y="0"/>
+                      <a:ext cx="1047750" cy="790575"/>
+                    </a:xfrm>
+                    <a:prstGeom prst="rect">
+                      <a:avLst/>
+                    </a:prstGeom>
+                  </pic:spPr>
+                </pic:pic>
+              </a:graphicData>
+            </a:graphic>
+          </wp:inline>
+        </w:drawing>
+      </w:r>
+    </w:p>
+    <w:p>
+      <w:pPr>
+        <w:keepNext/>
+        <w:spacing w:after="120"/>
       </w:pPr>
       <w:r>
         <w:rPr>
@@ -176,7 +416,7 @@
         <w:t xml:space="preserve">Partial quotients (Cocientes parciales)</w:t>
       </w:r>
       <w:r>
-        <w:t xml:space="preserve"> — A division strategy that breaks the problem into easier chunks</w:t>
+        <w:t xml:space="preserve"> — A way to divide by breaking the problem into smaller, easier steps.</w:t>
       </w:r>
     </w:p>
     <w:p>

--- a/lessons/1-4/homework.docx
+++ b/lessons/1-4/homework.docx
@@ -24,7 +24,7 @@
           <w:i/>
           <w:iCs/>
         </w:rPr>
-        <w:t xml:space="preserve">Lesson 1-4  •  Standard 6.NS.2</w:t>
+        <w:t xml:space="preserve">Lesson 1-4  •  Standard 6.NOS.2</w:t>
       </w:r>
     </w:p>
     <w:p>
@@ -1129,7 +1129,88 @@
           <w:b/>
           <w:bCs/>
         </w:rPr>
-        <w:t xml:space="preserve">7. What is 4,896 ÷ 12?</w:t>
+        <w:t xml:space="preserve">7. onLevel — Spot the Common Mistake</w:t>
+      </w:r>
+    </w:p>
+    <w:p>
+      <w:pPr>
+        <w:spacing w:after="40" w:before="0"/>
+      </w:pPr>
+      <w:r>
+        <w:t xml:space="preserve">   Step 1 (Read): A student is working on Divide Multi-Digit Numbers.</w:t>
+      </w:r>
+    </w:p>
+    <w:p>
+      <w:pPr>
+        <w:spacing w:after="40" w:before="0"/>
+      </w:pPr>
+      <w:r>
+        <w:t xml:space="preserve">   Step 2 (Attempt): They ignored the rule: Subtract easy chunks of the divisor, then add up how many you took out to get the quotient.</w:t>
+      </w:r>
+    </w:p>
+    <w:p>
+      <w:pPr>
+        <w:spacing w:after="40" w:before="0"/>
+      </w:pPr>
+      <w:r>
+        <w:t xml:space="preserve">   Step 3 (Check): The answer does not match the math rule from class.</w:t>
+      </w:r>
+    </w:p>
+    <w:p>
+      <w:pPr>
+        <w:spacing w:after="60" w:before="0"/>
+      </w:pPr>
+      <w:r>
+        <w:rPr>
+          <w:i/>
+          <w:iCs/>
+        </w:rPr>
+        <w:t xml:space="preserve">Which step has the mistake? Explain and fix it:</w:t>
+      </w:r>
+    </w:p>
+    <w:p>
+      <w:pPr>
+        <w:spacing w:after="60" w:before="120"/>
+      </w:pPr>
+      <w:r>
+        <w:rPr>
+          <w:color w:val="BBBBBB"/>
+        </w:rPr>
+        <w:t xml:space="preserve">______________________________________________________________________</w:t>
+      </w:r>
+    </w:p>
+    <w:p>
+      <w:pPr>
+        <w:spacing w:after="60" w:before="120"/>
+      </w:pPr>
+      <w:r>
+        <w:rPr>
+          <w:color w:val="BBBBBB"/>
+        </w:rPr>
+        <w:t xml:space="preserve">______________________________________________________________________</w:t>
+      </w:r>
+    </w:p>
+    <w:p>
+      <w:pPr>
+        <w:spacing w:after="60" w:before="120"/>
+      </w:pPr>
+      <w:r>
+        <w:rPr>
+          <w:color w:val="BBBBBB"/>
+        </w:rPr>
+        <w:t xml:space="preserve">______________________________________________________________________</w:t>
+      </w:r>
+    </w:p>
+    <w:p>
+      <w:pPr>
+        <w:spacing w:after="80" w:before="0"/>
+      </w:pPr>
+      <w:r>
+        <w:rPr>
+          <w:b/>
+          <w:bCs/>
+        </w:rPr>
+        <w:t xml:space="preserve">8. What is 4,896 ÷ 12?</w:t>
       </w:r>
     </w:p>
     <w:p>
@@ -1184,7 +1265,7 @@
           <w:b/>
           <w:bCs/>
         </w:rPr>
-        <w:t xml:space="preserve">8. What is 7,225 ÷ 25?</w:t>
+        <w:t xml:space="preserve">9. What is 7,225 ÷ 25?</w:t>
       </w:r>
     </w:p>
     <w:p>
@@ -1239,7 +1320,7 @@
           <w:b/>
           <w:bCs/>
         </w:rPr>
-        <w:t xml:space="preserve">9. A school orders 3,648 pencils packed 24 to a box. How many boxes are there?</w:t>
+        <w:t xml:space="preserve">10. A school orders 3,648 pencils packed 24 to a box. How many boxes are there?</w:t>
       </w:r>
     </w:p>
     <w:p>
@@ -1272,61 +1353,6 @@
       </w:pPr>
       <w:r>
         <w:t xml:space="preserve">     D. 144</w:t>
-      </w:r>
-    </w:p>
-    <w:p>
-      <w:pPr>
-        <w:spacing w:after="60" w:before="120"/>
-      </w:pPr>
-      <w:r>
-        <w:rPr>
-          <w:color w:val="BBBBBB"/>
-        </w:rPr>
-        <w:t xml:space="preserve">______________________________________________________________________</w:t>
-      </w:r>
-    </w:p>
-    <w:p>
-      <w:pPr>
-        <w:spacing w:after="80" w:before="0"/>
-      </w:pPr>
-      <w:r>
-        <w:rPr>
-          <w:b/>
-          <w:bCs/>
-        </w:rPr>
-        <w:t xml:space="preserve">10. What is 5,084 ÷ 31?</w:t>
-      </w:r>
-    </w:p>
-    <w:p>
-      <w:pPr>
-        <w:spacing w:after="40" w:before="0"/>
-      </w:pPr>
-      <w:r>
-        <w:t xml:space="preserve">     A. 164</w:t>
-      </w:r>
-    </w:p>
-    <w:p>
-      <w:pPr>
-        <w:spacing w:after="40" w:before="0"/>
-      </w:pPr>
-      <w:r>
-        <w:t xml:space="preserve">     B. 154</w:t>
-      </w:r>
-    </w:p>
-    <w:p>
-      <w:pPr>
-        <w:spacing w:after="40" w:before="0"/>
-      </w:pPr>
-      <w:r>
-        <w:t xml:space="preserve">     C. 174</w:t>
-      </w:r>
-    </w:p>
-    <w:p>
-      <w:pPr>
-        <w:spacing w:after="40" w:before="0"/>
-      </w:pPr>
-      <w:r>
-        <w:t xml:space="preserve">     D. 164 r2</w:t>
       </w:r>
     </w:p>
     <w:p>
@@ -1372,10 +1398,22 @@
     </w:p>
     <w:p>
       <w:pPr>
+        <w:spacing w:after="20" w:before="0"/>
+      </w:pPr>
+      <w:r>
+        <w:t xml:space="preserve">     12 × 78 = 936. You can verify: 12 × 70 = 840, 12 × 8 = 96, 840 + 96 = 936.</w:t>
+      </w:r>
+    </w:p>
+    <w:p>
+      <w:pPr>
         <w:spacing w:after="80" w:before="0"/>
       </w:pPr>
       <w:r>
-        <w:t xml:space="preserve">     12 × 78 = 936. You can verify: 12 × 70 = 840, 12 × 8 = 96, 840 + 96 = 936.</w:t>
+        <w:rPr>
+          <w:i/>
+          <w:iCs/>
+        </w:rPr>
+        <w:t xml:space="preserve">     Watch for: A common mistake in Divide Multi-Digit Numbers is skipping the key idea: "Subtract easy chunks of the divisor, then add up how many you took out to get the quotient." — always check your work against this rule before you submit.</w:t>
       </w:r>
     </w:p>
     <w:p>
@@ -1392,10 +1430,22 @@
     </w:p>
     <w:p>
       <w:pPr>
+        <w:spacing w:after="20" w:before="0"/>
+      </w:pPr>
+      <w:r>
+        <w:t xml:space="preserve">     5 × 497 = 2,485. Check: 5 × 400 = 2,000, 5 × 90 = 450, 5 × 7 = 35. 2,000 + 450 + 35 = 2,485.</w:t>
+      </w:r>
+    </w:p>
+    <w:p>
+      <w:pPr>
         <w:spacing w:after="80" w:before="0"/>
       </w:pPr>
       <w:r>
-        <w:t xml:space="preserve">     5 × 497 = 2,485. Check: 5 × 400 = 2,000, 5 × 90 = 450, 5 × 7 = 35. 2,000 + 450 + 35 = 2,485.</w:t>
+        <w:rPr>
+          <w:i/>
+          <w:iCs/>
+        </w:rPr>
+        <w:t xml:space="preserve">     Watch for: A common mistake in Divide Multi-Digit Numbers is skipping the key idea: "Subtract easy chunks of the divisor, then add up how many you took out to get the quotient." — always check your work against this rule before you submit.</w:t>
       </w:r>
     </w:p>
     <w:p>
@@ -1540,10 +1590,22 @@
     </w:p>
     <w:p>
       <w:pPr>
+        <w:spacing w:after="20" w:before="0"/>
+      </w:pPr>
+      <w:r>
+        <w:t xml:space="preserve">     2,184 ÷ 14 = 156. Check: 14 × 156 = 14 × 150 + 14 × 6 = 2,100 + 84 = 2,184.</w:t>
+      </w:r>
+    </w:p>
+    <w:p>
+      <w:pPr>
         <w:spacing w:after="80" w:before="0"/>
       </w:pPr>
       <w:r>
-        <w:t xml:space="preserve">     2,184 ÷ 14 = 156. Check: 14 × 156 = 14 × 150 + 14 × 6 = 2,100 + 84 = 2,184.</w:t>
+        <w:rPr>
+          <w:i/>
+          <w:iCs/>
+        </w:rPr>
+        <w:t xml:space="preserve">     Watch for: A common mistake in Divide Multi-Digit Numbers is skipping the key idea: "Subtract easy chunks of the divisor, then add up how many you took out to get the quotient." — always check your work against this rule before you submit.</w:t>
       </w:r>
     </w:p>
     <w:p>
@@ -1623,7 +1685,43 @@
           <w:b/>
           <w:bCs/>
         </w:rPr>
-        <w:t xml:space="preserve">7. A. 408</w:t>
+        <w:t xml:space="preserve">7. onLevel — Spot the Common Mistake</w:t>
+      </w:r>
+    </w:p>
+    <w:p>
+      <w:pPr>
+        <w:spacing w:after="20" w:before="0"/>
+      </w:pPr>
+      <w:r>
+        <w:t xml:space="preserve">     The mistake is in Step 2.</w:t>
+      </w:r>
+    </w:p>
+    <w:p>
+      <w:pPr>
+        <w:spacing w:after="20" w:before="0"/>
+      </w:pPr>
+      <w:r>
+        <w:t xml:space="preserve">     Correct work: Follow the key idea: Subtract easy chunks of the divisor, then add up how many you took out to get the quotient.</w:t>
+      </w:r>
+    </w:p>
+    <w:p>
+      <w:pPr>
+        <w:spacing w:after="40" w:before="0"/>
+      </w:pPr>
+      <w:r>
+        <w:rPr>
+          <w:b/>
+          <w:bCs/>
+        </w:rPr>
+        <w:t xml:space="preserve">8. A. 408</w:t>
+      </w:r>
+    </w:p>
+    <w:p>
+      <w:pPr>
+        <w:spacing w:after="20" w:before="0"/>
+      </w:pPr>
+      <w:r>
+        <w:t xml:space="preserve">     12 × 408 = 4,896.</w:t>
       </w:r>
     </w:p>
     <w:p>
@@ -1631,19 +1729,31 @@
         <w:spacing w:after="80" w:before="0"/>
       </w:pPr>
       <w:r>
-        <w:t xml:space="preserve">     12 × 408 = 4,896.</w:t>
-      </w:r>
-    </w:p>
-    <w:p>
-      <w:pPr>
-        <w:spacing w:after="40" w:before="0"/>
-      </w:pPr>
-      <w:r>
-        <w:rPr>
-          <w:b/>
-          <w:bCs/>
-        </w:rPr>
-        <w:t xml:space="preserve">8. A. 289</w:t>
+        <w:rPr>
+          <w:i/>
+          <w:iCs/>
+        </w:rPr>
+        <w:t xml:space="preserve">     Watch for: A common mistake in Divide Multi-Digit Numbers is skipping the key idea: "Subtract easy chunks of the divisor, then add up how many you took out to get the quotient." — always check your work against this rule before you submit.</w:t>
+      </w:r>
+    </w:p>
+    <w:p>
+      <w:pPr>
+        <w:spacing w:after="40" w:before="0"/>
+      </w:pPr>
+      <w:r>
+        <w:rPr>
+          <w:b/>
+          <w:bCs/>
+        </w:rPr>
+        <w:t xml:space="preserve">9. A. 289</w:t>
+      </w:r>
+    </w:p>
+    <w:p>
+      <w:pPr>
+        <w:spacing w:after="20" w:before="0"/>
+      </w:pPr>
+      <w:r>
+        <w:t xml:space="preserve">     25 × 289 = 7,225.</w:t>
       </w:r>
     </w:p>
     <w:p>
@@ -1651,19 +1761,31 @@
         <w:spacing w:after="80" w:before="0"/>
       </w:pPr>
       <w:r>
-        <w:t xml:space="preserve">     25 × 289 = 7,225.</w:t>
-      </w:r>
-    </w:p>
-    <w:p>
-      <w:pPr>
-        <w:spacing w:after="40" w:before="0"/>
-      </w:pPr>
-      <w:r>
-        <w:rPr>
-          <w:b/>
-          <w:bCs/>
-        </w:rPr>
-        <w:t xml:space="preserve">9. A. 152</w:t>
+        <w:rPr>
+          <w:i/>
+          <w:iCs/>
+        </w:rPr>
+        <w:t xml:space="preserve">     Watch for: A common mistake in Divide Multi-Digit Numbers is skipping the key idea: "Subtract easy chunks of the divisor, then add up how many you took out to get the quotient." — always check your work against this rule before you submit.</w:t>
+      </w:r>
+    </w:p>
+    <w:p>
+      <w:pPr>
+        <w:spacing w:after="40" w:before="0"/>
+      </w:pPr>
+      <w:r>
+        <w:rPr>
+          <w:b/>
+          <w:bCs/>
+        </w:rPr>
+        <w:t xml:space="preserve">10. A. 152</w:t>
+      </w:r>
+    </w:p>
+    <w:p>
+      <w:pPr>
+        <w:spacing w:after="20" w:before="0"/>
+      </w:pPr>
+      <w:r>
+        <w:t xml:space="preserve">     3,648 ÷ 24 = 152 boxes.</w:t>
       </w:r>
     </w:p>
     <w:p>
@@ -1671,27 +1793,11 @@
         <w:spacing w:after="80" w:before="0"/>
       </w:pPr>
       <w:r>
-        <w:t xml:space="preserve">     3,648 ÷ 24 = 152 boxes.</w:t>
-      </w:r>
-    </w:p>
-    <w:p>
-      <w:pPr>
-        <w:spacing w:after="40" w:before="0"/>
-      </w:pPr>
-      <w:r>
-        <w:rPr>
-          <w:b/>
-          <w:bCs/>
-        </w:rPr>
-        <w:t xml:space="preserve">10. A. 164</w:t>
-      </w:r>
-    </w:p>
-    <w:p>
-      <w:pPr>
-        <w:spacing w:after="80" w:before="0"/>
-      </w:pPr>
-      <w:r>
-        <w:t xml:space="preserve">     31 × 164 = 5,084 exactly, so there is no remainder.</w:t>
+        <w:rPr>
+          <w:i/>
+          <w:iCs/>
+        </w:rPr>
+        <w:t xml:space="preserve">     Watch for: A common mistake in Divide Multi-Digit Numbers is skipping the key idea: "Subtract easy chunks of the divisor, then add up how many you took out to get the quotient." — always check your work against this rule before you submit.</w:t>
       </w:r>
     </w:p>
     <w:sectPr>

--- a/lessons/1-4/homework.docx
+++ b/lessons/1-4/homework.docx
@@ -656,7 +656,7 @@
                 <w:b w:val="false"/>
                 <w:bCs w:val="false"/>
               </w:rPr>
-              <w:t xml:space="preserve">1,125 ÷ 9</w:t>
+              <w:t xml:space="preserve">2,208 ÷ 16</w:t>
             </w:r>
           </w:p>
         </w:tc>
@@ -855,7 +855,7 @@
           </w:tcPr>
           <w:p>
             <w:r>
-              <w:t xml:space="preserve">F. 63</w:t>
+              <w:t xml:space="preserve">F. 73</w:t>
             </w:r>
           </w:p>
         </w:tc>
@@ -955,7 +955,7 @@
           </w:tcPr>
           <w:p>
             <w:r>
-              <w:t xml:space="preserve">____  1,575 ÷ 25</w:t>
+              <w:t xml:space="preserve">____  1,825 ÷ 25</w:t>
             </w:r>
           </w:p>
         </w:tc>
@@ -1129,31 +1129,47 @@
           <w:b/>
           <w:bCs/>
         </w:rPr>
-        <w:t xml:space="preserve">7. onLevel — Spot the Common Mistake</w:t>
-      </w:r>
-    </w:p>
-    <w:p>
-      <w:pPr>
-        <w:spacing w:after="40" w:before="0"/>
-      </w:pPr>
-      <w:r>
-        <w:t xml:space="preserve">   Step 1 (Read): A student is working on Divide Multi-Digit Numbers.</w:t>
-      </w:r>
-    </w:p>
-    <w:p>
-      <w:pPr>
-        <w:spacing w:after="40" w:before="0"/>
-      </w:pPr>
-      <w:r>
-        <w:t xml:space="preserve">   Step 2 (Attempt): They ignored the rule: Subtract easy chunks of the divisor, then add up how many you took out to get the quotient.</w:t>
-      </w:r>
-    </w:p>
-    <w:p>
-      <w:pPr>
-        <w:spacing w:after="40" w:before="0"/>
-      </w:pPr>
-      <w:r>
-        <w:t xml:space="preserve">   Step 3 (Check): The answer does not match the math rule from class.</w:t>
+        <w:t xml:space="preserve">7. onLevel — Spot the Mistake in 2,058 ÷ 14</w:t>
+      </w:r>
+    </w:p>
+    <w:p>
+      <w:pPr>
+        <w:spacing w:after="40" w:before="0"/>
+      </w:pPr>
+      <w:r>
+        <w:t xml:space="preserve">   Step 1 (Problem): Divide 2,058 ÷ 14 using partial quotients. Dividend = 2,058, divisor = 14.</w:t>
+      </w:r>
+    </w:p>
+    <w:p>
+      <w:pPr>
+        <w:spacing w:after="40" w:before="0"/>
+      </w:pPr>
+      <w:r>
+        <w:t xml:space="preserve">   Step 2 (Step 1): 14 × 100 = 1,400, so 2,058 − 1,400 = 658</w:t>
+      </w:r>
+    </w:p>
+    <w:p>
+      <w:pPr>
+        <w:spacing w:after="40" w:before="0"/>
+      </w:pPr>
+      <w:r>
+        <w:t xml:space="preserve">   Step 3 (Step 2): 14 × 40 = 560, so 658 − 560 = 98</w:t>
+      </w:r>
+    </w:p>
+    <w:p>
+      <w:pPr>
+        <w:spacing w:after="40" w:before="0"/>
+      </w:pPr>
+      <w:r>
+        <w:t xml:space="preserve">   Step 4 (Step 3): 14 × 8 = 112, so 98 − 112 = −14</w:t>
+      </w:r>
+    </w:p>
+    <w:p>
+      <w:pPr>
+        <w:spacing w:after="40" w:before="0"/>
+      </w:pPr>
+      <w:r>
+        <w:t xml:space="preserve">   Step 5 (Final answer): Quotient = 100 + 40 + 8 = 148</w:t>
       </w:r>
     </w:p>
     <w:p>
@@ -1413,7 +1429,7 @@
           <w:i/>
           <w:iCs/>
         </w:rPr>
-        <w:t xml:space="preserve">     Watch for: A common mistake in Divide Multi-Digit Numbers is skipping the key idea: "Subtract easy chunks of the divisor, then add up how many you took out to get the quotient." — always check your work against this rule before you submit.</w:t>
+        <w:t xml:space="preserve">     Watch for: A common mistake in Divide Multi-Digit Numbers is skipping a placeholder zero in the quotient when a digit doesn't divide evenly, which shifts every digit after it out of place. For example, dividing 3,216 ÷ 3: 3 ÷ 3 = 1, but the next digit 2 doesn't divide by 3, so a 0 must be written before continuing — bring down the 1 to make 21 ÷ 3 = 7, then bring down 6 ÷ 3 = 2, giving the correct quotient 1,072. A student who skips writing that 0 and jumps straight to 21 ÷ 3 = 7 ends up with 172 instead of 1,072 — an answer off by a factor of ten. Always check: does a digit in your quotient go missing every time you 'can't divide'? If so, you dropped a placeholder zero.</w:t>
       </w:r>
     </w:p>
     <w:p>
@@ -1445,7 +1461,7 @@
           <w:i/>
           <w:iCs/>
         </w:rPr>
-        <w:t xml:space="preserve">     Watch for: A common mistake in Divide Multi-Digit Numbers is skipping the key idea: "Subtract easy chunks of the divisor, then add up how many you took out to get the quotient." — always check your work against this rule before you submit.</w:t>
+        <w:t xml:space="preserve">     Watch for: A common mistake in Divide Multi-Digit Numbers is skipping a placeholder zero in the quotient when a digit doesn't divide evenly, which shifts every digit after it out of place. For example, dividing 3,216 ÷ 3: 3 ÷ 3 = 1, but the next digit 2 doesn't divide by 3, so a 0 must be written before continuing — bring down the 1 to make 21 ÷ 3 = 7, then bring down 6 ÷ 3 = 2, giving the correct quotient 1,072. A student who skips writing that 0 and jumps straight to 21 ÷ 3 = 7 ends up with 172 instead of 1,072 — an answer off by a factor of ten. Always check: does a digit in your quotient go missing every time you 'can't divide'? If so, you dropped a placeholder zero.</w:t>
       </w:r>
     </w:p>
     <w:p>
@@ -1473,7 +1489,7 @@
         <w:spacing w:after="20" w:before="0"/>
       </w:pPr>
       <w:r>
-        <w:t xml:space="preserve">     1,125 ÷ 9 → 125</w:t>
+        <w:t xml:space="preserve">     2,208 ÷ 16 → 138</w:t>
       </w:r>
     </w:p>
     <w:p>
@@ -1565,7 +1581,7 @@
         <w:spacing w:after="20" w:before="0"/>
       </w:pPr>
       <w:r>
-        <w:t xml:space="preserve">     1,575 ÷ 25 → 63</w:t>
+        <w:t xml:space="preserve">     1,825 ÷ 25 → 73</w:t>
       </w:r>
     </w:p>
     <w:p>
@@ -1605,7 +1621,7 @@
           <w:i/>
           <w:iCs/>
         </w:rPr>
-        <w:t xml:space="preserve">     Watch for: A common mistake in Divide Multi-Digit Numbers is skipping the key idea: "Subtract easy chunks of the divisor, then add up how many you took out to get the quotient." — always check your work against this rule before you submit.</w:t>
+        <w:t xml:space="preserve">     Watch for: A common mistake in Divide Multi-Digit Numbers is skipping a placeholder zero in the quotient when a digit doesn't divide evenly, which shifts every digit after it out of place. For example, dividing 3,216 ÷ 3: 3 ÷ 3 = 1, but the next digit 2 doesn't divide by 3, so a 0 must be written before continuing — bring down the 1 to make 21 ÷ 3 = 7, then bring down 6 ÷ 3 = 2, giving the correct quotient 1,072. A student who skips writing that 0 and jumps straight to 21 ÷ 3 = 7 ends up with 172 instead of 1,072 — an answer off by a factor of ten. Always check: does a digit in your quotient go missing every time you 'can't divide'? If so, you dropped a placeholder zero.</w:t>
       </w:r>
     </w:p>
     <w:p>
@@ -1685,23 +1701,23 @@
           <w:b/>
           <w:bCs/>
         </w:rPr>
-        <w:t xml:space="preserve">7. onLevel — Spot the Common Mistake</w:t>
-      </w:r>
-    </w:p>
-    <w:p>
-      <w:pPr>
-        <w:spacing w:after="20" w:before="0"/>
-      </w:pPr>
-      <w:r>
-        <w:t xml:space="preserve">     The mistake is in Step 2.</w:t>
-      </w:r>
-    </w:p>
-    <w:p>
-      <w:pPr>
-        <w:spacing w:after="20" w:before="0"/>
-      </w:pPr>
-      <w:r>
-        <w:t xml:space="preserve">     Correct work: Follow the key idea: Subtract easy chunks of the divisor, then add up how many you took out to get the quotient.</w:t>
+        <w:t xml:space="preserve">7. onLevel — Spot the Mistake in 2,058 ÷ 14</w:t>
+      </w:r>
+    </w:p>
+    <w:p>
+      <w:pPr>
+        <w:spacing w:after="20" w:before="0"/>
+      </w:pPr>
+      <w:r>
+        <w:t xml:space="preserve">     The mistake is in Step 4.</w:t>
+      </w:r>
+    </w:p>
+    <w:p>
+      <w:pPr>
+        <w:spacing w:after="20" w:before="0"/>
+      </w:pPr>
+      <w:r>
+        <w:t xml:space="preserve">     Correct work: Step 3 picks a chunk that is too big: only 98 remained, but 14 × 8 = 112 is larger than 98 — you cannot subtract more than what is left. Use the largest chunk that still fits: 14 × 7 = 98, so 98 − 98 = 0. The quotient is 100 + 40 + 7 = 147 with remainder 0. Check: 14 × 147 = 2,058, which equals the dividend.</w:t>
       </w:r>
     </w:p>
     <w:p>
@@ -1733,7 +1749,7 @@
           <w:i/>
           <w:iCs/>
         </w:rPr>
-        <w:t xml:space="preserve">     Watch for: A common mistake in Divide Multi-Digit Numbers is skipping the key idea: "Subtract easy chunks of the divisor, then add up how many you took out to get the quotient." — always check your work against this rule before you submit.</w:t>
+        <w:t xml:space="preserve">     Watch for: A common mistake in Divide Multi-Digit Numbers is skipping a placeholder zero in the quotient when a digit doesn't divide evenly, which shifts every digit after it out of place. For example, dividing 3,216 ÷ 3: 3 ÷ 3 = 1, but the next digit 2 doesn't divide by 3, so a 0 must be written before continuing — bring down the 1 to make 21 ÷ 3 = 7, then bring down 6 ÷ 3 = 2, giving the correct quotient 1,072. A student who skips writing that 0 and jumps straight to 21 ÷ 3 = 7 ends up with 172 instead of 1,072 — an answer off by a factor of ten. Always check: does a digit in your quotient go missing every time you 'can't divide'? If so, you dropped a placeholder zero.</w:t>
       </w:r>
     </w:p>
     <w:p>
@@ -1765,7 +1781,7 @@
           <w:i/>
           <w:iCs/>
         </w:rPr>
-        <w:t xml:space="preserve">     Watch for: A common mistake in Divide Multi-Digit Numbers is skipping the key idea: "Subtract easy chunks of the divisor, then add up how many you took out to get the quotient." — always check your work against this rule before you submit.</w:t>
+        <w:t xml:space="preserve">     Watch for: A common mistake in Divide Multi-Digit Numbers is skipping a placeholder zero in the quotient when a digit doesn't divide evenly, which shifts every digit after it out of place. For example, dividing 3,216 ÷ 3: 3 ÷ 3 = 1, but the next digit 2 doesn't divide by 3, so a 0 must be written before continuing — bring down the 1 to make 21 ÷ 3 = 7, then bring down 6 ÷ 3 = 2, giving the correct quotient 1,072. A student who skips writing that 0 and jumps straight to 21 ÷ 3 = 7 ends up with 172 instead of 1,072 — an answer off by a factor of ten. Always check: does a digit in your quotient go missing every time you 'can't divide'? If so, you dropped a placeholder zero.</w:t>
       </w:r>
     </w:p>
     <w:p>
@@ -1797,7 +1813,7 @@
           <w:i/>
           <w:iCs/>
         </w:rPr>
-        <w:t xml:space="preserve">     Watch for: A common mistake in Divide Multi-Digit Numbers is skipping the key idea: "Subtract easy chunks of the divisor, then add up how many you took out to get the quotient." — always check your work against this rule before you submit.</w:t>
+        <w:t xml:space="preserve">     Watch for: A common mistake in Divide Multi-Digit Numbers is skipping a placeholder zero in the quotient when a digit doesn't divide evenly, which shifts every digit after it out of place. For example, dividing 3,216 ÷ 3: 3 ÷ 3 = 1, but the next digit 2 doesn't divide by 3, so a 0 must be written before continuing — bring down the 1 to make 21 ÷ 3 = 7, then bring down 6 ÷ 3 = 2, giving the correct quotient 1,072. A student who skips writing that 0 and jumps straight to 21 ÷ 3 = 7 ends up with 172 instead of 1,072 — an answer off by a factor of ten. Always check: does a digit in your quotient go missing every time you 'can't divide'? If so, you dropped a placeholder zero.</w:t>
       </w:r>
     </w:p>
     <w:sectPr>
